--- a/dist/CODS/templates/รายงานกระบวนพิจารณาออนใลน์.docx
+++ b/dist/CODS/templates/รายงานกระบวนพิจารณาออนใลน์.docx
@@ -1959,7 +1959,7 @@
     <w:p>
       <w:pPr>
         <w:spacing w:line="18pt" w:lineRule="auto"/>
-        <w:ind w:firstLine="36pt"/>
+        <w:ind w:firstLine="72pt"/>
         <w:jc w:val="thaiDistribute"/>
         <w:rPr>
           <w:rFonts w:ascii="TH SarabunIT๙" w:hAnsi="TH SarabunIT๙" w:cs="TH SarabunIT๙"/>
